--- a/docs/research/token_efficiency/MEASUREMENT.docx
+++ b/docs/research/token_efficiency/MEASUREMENT.docx
@@ -2,14 +2,6 @@
 <file path=word/document.xml><?xml version="1.0" encoding="utf-8"?>
 <w:document xmlns:w="http://schemas.openxmlformats.org/wordprocessingml/2006/main" xmlns:m="http://schemas.openxmlformats.org/officeDocument/2006/math" xmlns:r="http://schemas.openxmlformats.org/officeDocument/2006/relationships" xmlns:o="urn:schemas-microsoft-com:office:office" xmlns:v="urn:schemas-microsoft-com:vml" xmlns:w10="urn:schemas-microsoft-com:office:word" xmlns:a="http://schemas.openxmlformats.org/drawingml/2006/main" xmlns:pic="http://schemas.openxmlformats.org/drawingml/2006/picture" xmlns:wp="http://schemas.openxmlformats.org/drawingml/2006/wordprocessingDrawing">
   <w:body>
-    <w:p>
-      <w:pPr>
-        <w:pStyle w:val="Title"/>
-      </w:pPr>
-      <w:r>
-        <w:t xml:space="preserve">MEASUREMENT</w:t>
-      </w:r>
-    </w:p>
     <w:bookmarkStart w:id="22" w:name="Xcf10fe94db89ad18b1846728570ce81b7e7b276"/>
     <w:p>
       <w:pPr>
@@ -624,41 +616,7 @@
         <w:pStyle w:val="FirstParagraph"/>
       </w:pPr>
       <w:r>
-        <w:t xml:space="preserve">(Opus 4.8: Pin = $5/1M, Pout = $25/1M. Sonnet 4.6:</w:t>
-      </w:r>
-      <w:r>
-        <w:t xml:space="preserve"> </w:t>
-      </w:r>
-      <m:oMath>
-        <m:r>
-          <m:t>3</m:t>
-        </m:r>
-        <m:r>
-          <m:rPr>
-            <m:sty m:val="p"/>
-          </m:rPr>
-          <m:t>/</m:t>
-        </m:r>
-      </m:oMath>
-      <w:r>
-        <w:t xml:space="preserve">15. Haiku 4.5:</w:t>
-      </w:r>
-      <w:r>
-        <w:t xml:space="preserve"> </w:t>
-      </w:r>
-      <m:oMath>
-        <m:r>
-          <m:t>1</m:t>
-        </m:r>
-        <m:r>
-          <m:rPr>
-            <m:sty m:val="p"/>
-          </m:rPr>
-          <m:t>/</m:t>
-        </m:r>
-      </m:oMath>
-      <w:r>
-        <w:t xml:space="preserve">5.) For multi-model cycles (subagent tiering), sum per-model with that model's prices — this is how M2's savings show up.</w:t>
+        <w:t xml:space="preserve">(Opus 4.8: Pin = $5/1M, Pout = $25/1M. Sonnet 4.6: $3/$15. Haiku 4.5: $1/$5.) For multi-model cycles (subagent tiering), sum per-model with that model's prices — this is how M2's savings show up.</w:t>
       </w:r>
     </w:p>
     <w:bookmarkEnd w:id="10"/>
@@ -2237,8 +2195,8 @@
     </w:pPr>
     <w:rPr>
       <w:rFonts w:asciiTheme="majorHAnsi" w:cstheme="majorBidi" w:eastAsiaTheme="majorEastAsia" w:hAnsiTheme="majorHAnsi"/>
-      <w:sz w:val="56"/>
-      <w:szCs w:val="56"/>
+      <w:sz w:val="40"/>
+      <w:szCs w:val="40"/>
     </w:rPr>
   </w:style>
   <w:style w:customStyle="1" w:styleId="TitleChar" w:type="character">
@@ -2372,8 +2330,8 @@
     <w:rPr>
       <w:rFonts w:asciiTheme="majorHAnsi" w:cstheme="majorBidi" w:eastAsiaTheme="majorEastAsia" w:hAnsiTheme="majorHAnsi"/>
       <w:color w:themeColor="accent1" w:themeShade="BF" w:val="0F4761"/>
-      <w:sz w:val="40"/>
-      <w:szCs w:val="40"/>
+      <w:sz w:val="32"/>
+      <w:szCs w:val="32"/>
     </w:rPr>
   </w:style>
   <w:style w:styleId="Heading2" w:type="paragraph">
@@ -2395,8 +2353,8 @@
     <w:rPr>
       <w:rFonts w:asciiTheme="majorHAnsi" w:cstheme="majorBidi" w:eastAsiaTheme="majorEastAsia" w:hAnsiTheme="majorHAnsi"/>
       <w:color w:themeColor="accent1" w:themeShade="BF" w:val="0F4761"/>
-      <w:sz w:val="32"/>
-      <w:szCs w:val="32"/>
+      <w:sz w:val="26"/>
+      <w:szCs w:val="26"/>
     </w:rPr>
   </w:style>
   <w:style w:styleId="Heading3" w:type="paragraph">
@@ -2418,8 +2376,8 @@
     <w:rPr>
       <w:rFonts w:cstheme="majorBidi" w:eastAsiaTheme="majorEastAsia"/>
       <w:color w:themeColor="accent1" w:themeShade="BF" w:val="0F4761"/>
-      <w:sz w:val="28"/>
-      <w:szCs w:val="28"/>
+      <w:sz w:val="24"/>
+      <w:szCs w:val="24"/>
     </w:rPr>
   </w:style>
   <w:style w:styleId="Heading4" w:type="paragraph">
@@ -2439,6 +2397,8 @@
       <w:outlineLvl w:val="3"/>
     </w:pPr>
     <w:rPr>
+      <w:sz w:val="22"/>
+      <w:szCs w:val="22"/>
       <w:rFonts w:cstheme="majorBidi" w:eastAsiaTheme="majorEastAsia"/>
       <w:i/>
       <w:iCs/>
